--- a/artifacts/HR-03/build/interview-transcript-ca-001-program-manager.docx
+++ b/artifacts/HR-03/build/interview-transcript-ca-001-program-manager.docx
@@ -261,7 +261,7 @@
         <w:pStyle w:val="BodyText"/>
       </w:pPr>
       <w:r>
-        <w:t xml:space="preserve">[00:05:12] Ianthe Wrenfield (Candidate): Are any of those asked for anywhere earlier in the plan, or are they listed only in that section?</w:t>
+        <w:t xml:space="preserve">[00:05:12] Ianthe Wrenfield (Candidate): Are any of those asked for anywhere earlier in the plan, or do they only appear in that section?</w:t>
       </w:r>
     </w:p>
     <w:p>
